--- a/fixtures/docx/17-objets-perdus.docx
+++ b/fixtures/docx/17-objets-perdus.docx
@@ -249,6 +249,112 @@
     <w:p>
       <w:r>
         <w:t xml:space="preserve">Après l’objet incorporé</w:t>
+      </w:r>
+    </w:p>
+    <w:p>
+      <w:r>
+        <w:t xml:space="preserve">Avant la zone de texte Word 2010+</w:t>
+      </w:r>
+    </w:p>
+    <w:p>
+      <w:r>
+        <w:t xml:space="preserve">Zone de texte enveloppée (mc:AlternateContent) : </w:t>
+      </w:r>
+      <w:r>
+        <mc:AlternateContent>
+          <mc:Choice Requires="wps">
+            <w:drawing>
+              <wp:inline distT="0" distB="0" distL="0" distR="0">
+                <wp:extent cx="2286000" cy="914400"/>
+                <wp:docPr id="103" name="Zone de texte 3"/>
+                <a:graphic xmlns:a="http://schemas.openxmlformats.org/drawingml/2006/main">
+                  <a:graphicData uri="http://schemas.microsoft.com/office/word/2010/wordprocessingShape">
+                    <wps:wsp>
+                      <wps:cNvSpPr txBox="1"/>
+                      <wps:spPr>
+                        <a:xfrm>
+                          <a:off x="0" y="0"/>
+                          <a:ext cx="2286000" cy="914400"/>
+                        </a:xfrm>
+                        <a:prstGeom prst="rect">
+                          <a:avLst/>
+                        </a:prstGeom>
+                        <a:solidFill>
+                          <a:srgbClr val="DEEAF6"/>
+                        </a:solidFill>
+                        <a:ln>
+                          <a:solidFill>
+                            <a:srgbClr val="2F5496"/>
+                          </a:solidFill>
+                        </a:ln>
+                      </wps:spPr>
+                      <wps:txbx>
+                        <w:txbxContent>
+                          <w:p>
+                            <w:r>
+                              <w:t>Texte dans la zone de texte Word 2010+</w:t>
+                            </w:r>
+                          </w:p>
+                        </w:txbxContent>
+                      </wps:txbx>
+                      <wps:bodyPr wrap="square" rtlCol="0">
+                        <a:noAutofit/>
+                      </wps:bodyPr>
+                    </wps:wsp>
+                  </a:graphicData>
+                </a:graphic>
+              </wp:inline>
+            </w:drawing>
+          </mc:Choice>
+          <mc:Fallback>
+            <w:pict>
+              <v:shape id="Zone de texte 3" type="#_x0000_t202" style="width:180pt;height:72pt">
+                <v:textbox>
+                  <w:txbxContent>
+                    <w:p>
+                      <w:r>
+                        <w:t>Texte dans la zone de texte Word 2010+</w:t>
+                      </w:r>
+                    </w:p>
+                  </w:txbxContent>
+                </v:textbox>
+              </v:shape>
+            </w:pict>
+          </mc:Fallback>
+        </mc:AlternateContent>
+      </w:r>
+      <w:r>
+        <w:t xml:space="preserve"/>
+      </w:r>
+    </w:p>
+    <w:p>
+      <w:r>
+        <w:t xml:space="preserve">Après la zone de texte Word 2010+</w:t>
+      </w:r>
+    </w:p>
+    <w:p>
+      <w:r>
+        <w:t xml:space="preserve">Avant le bloc customXml</w:t>
+      </w:r>
+    </w:p>
+    <w:customXml w:uri="urn:aster:fixture" w:element="section">
+      <w:customXmlPr>
+        <w:placeholder w:val="Section"/>
+      </w:customXmlPr>
+      <w:p>
+        <w:r>
+          <w:t>Paragraphe 1 dans w:customXml</w:t>
+        </w:r>
+      </w:p>
+      <w:p>
+        <w:r>
+          <w:t>Paragraphe 2 dans w:customXml</w:t>
+        </w:r>
+      </w:p>
+    </w:customXml>
+    <w:p>
+      <w:r>
+        <w:t xml:space="preserve">Après le bloc customXml</w:t>
       </w:r>
     </w:p>
     <w:sectPr>
